--- a/outputs_main_discovery_analysis/Table1_sample_by_sex.docx
+++ b/outputs_main_discovery_analysis/Table1_sample_by_sex.docx
@@ -1464,7 +1464,7 @@
                 <w:szCs w:val="22"/>
                 <w:color w:val="000000"/>
               </w:rPr>
-              <w:t xml:space="preserve">75.0</w:t>
+              <w:t xml:space="preserve">64.0</w:t>
             </w:r>
           </w:p>
         </w:tc>
@@ -1518,7 +1518,7 @@
                 <w:szCs w:val="22"/>
                 <w:color w:val="000000"/>
               </w:rPr>
-              <w:t xml:space="preserve">85.4</w:t>
+              <w:t xml:space="preserve">60.3</w:t>
             </w:r>
           </w:p>
         </w:tc>
@@ -1572,7 +1572,7 @@
                 <w:szCs w:val="22"/>
                 <w:color w:val="000000"/>
               </w:rPr>
-              <w:t xml:space="preserve">79.0</w:t>
+              <w:t xml:space="preserve">62.4</w:t>
             </w:r>
           </w:p>
         </w:tc>
@@ -1686,7 +1686,7 @@
                 <w:szCs w:val="22"/>
                 <w:color w:val="000000"/>
               </w:rPr>
-              <w:t xml:space="preserve">29.7</w:t>
+              <w:t xml:space="preserve">25.3</w:t>
             </w:r>
           </w:p>
         </w:tc>
@@ -1740,7 +1740,7 @@
                 <w:szCs w:val="22"/>
                 <w:color w:val="000000"/>
               </w:rPr>
-              <w:t xml:space="preserve">43.9</w:t>
+              <w:t xml:space="preserve">31.0</w:t>
             </w:r>
           </w:p>
         </w:tc>
@@ -1794,7 +1794,7 @@
                 <w:szCs w:val="22"/>
                 <w:color w:val="000000"/>
               </w:rPr>
-              <w:t xml:space="preserve">35.2</w:t>
+              <w:t xml:space="preserve">27.8</w:t>
             </w:r>
           </w:p>
         </w:tc>
@@ -1908,7 +1908,7 @@
                 <w:szCs w:val="22"/>
                 <w:color w:val="000000"/>
               </w:rPr>
-              <w:t xml:space="preserve">20.3</w:t>
+              <w:t xml:space="preserve">17.3</w:t>
             </w:r>
           </w:p>
         </w:tc>
@@ -1962,7 +1962,7 @@
                 <w:szCs w:val="22"/>
                 <w:color w:val="000000"/>
               </w:rPr>
-              <w:t xml:space="preserve">14.6</w:t>
+              <w:t xml:space="preserve">10.3</w:t>
             </w:r>
           </w:p>
         </w:tc>
@@ -2016,7 +2016,7 @@
                 <w:szCs w:val="22"/>
                 <w:color w:val="000000"/>
               </w:rPr>
-              <w:t xml:space="preserve">18.1</w:t>
+              <w:t xml:space="preserve">14.3</w:t>
             </w:r>
           </w:p>
         </w:tc>
